--- a/docs/lista_louvores/Textos_Louvores/AO PASTOR COM CARINHO.docx
+++ b/docs/lista_louvores/Textos_Louvores/AO PASTOR COM CARINHO.docx
@@ -1,241 +1,155 @@
 
 <file path=word/document.xml><?xml version="1.0" encoding="utf-8"?>
-<w:document xmlns:wpc="http://schemas.microsoft.com/office/word/2010/wordprocessingCanvas" xmlns:cx="http://schemas.microsoft.com/office/drawing/2014/chartex" xmlns:cx1="http://schemas.microsoft.com/office/drawing/2015/9/8/chartex" xmlns:cx2="http://schemas.microsoft.com/office/drawing/2015/10/21/chartex" xmlns:cx3="http://schemas.microsoft.com/office/drawing/2016/5/9/chartex" xmlns:cx4="http://schemas.microsoft.com/office/drawing/2016/5/10/chartex" xmlns:cx5="http://schemas.microsoft.com/office/drawing/2016/5/11/chartex" xmlns:cx6="http://schemas.microsoft.com/office/drawing/2016/5/12/chartex" xmlns:cx7="http://schemas.microsoft.com/office/drawing/2016/5/13/chartex" xmlns:cx8="http://schemas.microsoft.com/office/drawing/2016/5/14/chartex" xmlns:mc="http://schemas.openxmlformats.org/markup-compatibility/2006" xmlns:aink="http://schemas.microsoft.com/office/drawing/2016/ink" xmlns:am3d="http://schemas.microsoft.com/office/drawing/2017/model3d" xmlns:o="urn:schemas-microsoft-com:office:office" xmlns:oel="http://schemas.microsoft.com/office/2019/extlst" xmlns:r="http://schemas.openxmlformats.org/officeDocument/2006/relationships" xmlns:m="http://schemas.openxmlformats.org/officeDocument/2006/math" xmlns:v="urn:schemas-microsoft-com:vml" xmlns:wp14="http://schemas.microsoft.com/office/word/2010/wordprocessingDrawing" xmlns:wp="http://schemas.openxmlformats.org/drawingml/2006/wordprocessingDrawing" xmlns:w10="urn:schemas-microsoft-com:office:word" xmlns:w="http://schemas.openxmlformats.org/wordprocessingml/2006/main" xmlns:w14="http://schemas.microsoft.com/office/word/2010/wordml" xmlns:w15="http://schemas.microsoft.com/office/word/2012/wordml" xmlns:w16cex="http://schemas.microsoft.com/office/word/2018/wordml/cex" xmlns:w16cid="http://schemas.microsoft.com/office/word/2016/wordml/cid" xmlns:w16="http://schemas.microsoft.com/office/word/2018/wordml" xmlns:w16sdtdh="http://schemas.microsoft.com/office/word/2020/wordml/sdtdatahash" xmlns:w16se="http://schemas.microsoft.com/office/word/2015/wordml/symex" xmlns:wpg="http://schemas.microsoft.com/office/word/2010/wordprocessingGroup" xmlns:wpi="http://schemas.microsoft.com/office/word/2010/wordprocessingInk" xmlns:wne="http://schemas.microsoft.com/office/word/2006/wordml" xmlns:wps="http://schemas.microsoft.com/office/word/2010/wordprocessingShape" mc:Ignorable="w14 w15 w16se w16cid w16 w16cex w16sdtdh wp14">
+<w:document xmlns:wpc="http://schemas.microsoft.com/office/word/2010/wordprocessingCanvas" xmlns:cx="http://schemas.microsoft.com/office/drawing/2014/chartex" xmlns:cx1="http://schemas.microsoft.com/office/drawing/2015/9/8/chartex" xmlns:cx2="http://schemas.microsoft.com/office/drawing/2015/10/21/chartex" xmlns:cx3="http://schemas.microsoft.com/office/drawing/2016/5/9/chartex" xmlns:cx4="http://schemas.microsoft.com/office/drawing/2016/5/10/chartex" xmlns:cx5="http://schemas.microsoft.com/office/drawing/2016/5/11/chartex" xmlns:cx6="http://schemas.microsoft.com/office/drawing/2016/5/12/chartex" xmlns:cx7="http://schemas.microsoft.com/office/drawing/2016/5/13/chartex" xmlns:cx8="http://schemas.microsoft.com/office/drawing/2016/5/14/chartex" xmlns:mc="http://schemas.openxmlformats.org/markup-compatibility/2006" xmlns:aink="http://schemas.microsoft.com/office/drawing/2016/ink" xmlns:am3d="http://schemas.microsoft.com/office/drawing/2017/model3d" xmlns:o="urn:schemas-microsoft-com:office:office" xmlns:oel="http://schemas.microsoft.com/office/2019/extlst" xmlns:r="http://schemas.openxmlformats.org/officeDocument/2006/relationships" xmlns:m="http://schemas.openxmlformats.org/officeDocument/2006/math" xmlns:v="urn:schemas-microsoft-com:vml" xmlns:wp14="http://schemas.microsoft.com/office/word/2010/wordprocessingDrawing" xmlns:wp="http://schemas.openxmlformats.org/drawingml/2006/wordprocessingDrawing" xmlns:w10="urn:schemas-microsoft-com:office:word" xmlns:w="http://schemas.openxmlformats.org/wordprocessingml/2006/main" xmlns:w14="http://schemas.microsoft.com/office/word/2010/wordml" xmlns:w15="http://schemas.microsoft.com/office/word/2012/wordml" xmlns:w16cex="http://schemas.microsoft.com/office/word/2018/wordml/cex" xmlns:w16cid="http://schemas.microsoft.com/office/word/2016/wordml/cid" xmlns:w16="http://schemas.microsoft.com/office/word/2018/wordml" xmlns:w16du="http://schemas.microsoft.com/office/word/2023/wordml/word16du" xmlns:w16sdtdh="http://schemas.microsoft.com/office/word/2020/wordml/sdtdatahash" xmlns:w16sdtfl="http://schemas.microsoft.com/office/word/2024/wordml/sdtformatlock" xmlns:w16se="http://schemas.microsoft.com/office/word/2015/wordml/symex" xmlns:wpg="http://schemas.microsoft.com/office/word/2010/wordprocessingGroup" xmlns:wpi="http://schemas.microsoft.com/office/word/2010/wordprocessingInk" xmlns:wne="http://schemas.microsoft.com/office/word/2006/wordml" xmlns:wps="http://schemas.microsoft.com/office/word/2010/wordprocessingShape" mc:Ignorable="w14 w15 w16se w16cid w16 w16cex w16sdtdh w16sdtfl w16du wp14">
   <w:body>
     <w:p>
       <w:pPr>
-        <w:rPr>
-          <w:rFonts w:ascii="Arial" w:hAnsi="Arial" w:cs="Arial"/>
-          <w:b/>
-          <w:bCs/>
-          <w:sz w:val="22"/>
-          <w:szCs w:val="22"/>
-          <w:u w:val="single"/>
-        </w:rPr>
-      </w:pPr>
+        <w:pStyle w:val="Ttulo1"/>
+        <w:spacing w:before="0" w:after="120"/>
+      </w:pPr>
+      <w:r>
+        <w:t>AO PASTOR COM CARINHO</w:t>
+      </w:r>
     </w:p>
     <w:p>
       <w:pPr>
-        <w:rPr>
-          <w:rFonts w:ascii="Arial" w:hAnsi="Arial" w:cs="Arial"/>
-          <w:b/>
-          <w:bCs/>
-          <w:sz w:val="22"/>
-          <w:szCs w:val="22"/>
-          <w:u w:val="single"/>
-        </w:rPr>
-      </w:pPr>
-      <w:r>
-        <w:rPr>
-          <w:rFonts w:ascii="Arial" w:hAnsi="Arial" w:cs="Arial"/>
-          <w:b/>
-          <w:bCs/>
-          <w:sz w:val="22"/>
-          <w:szCs w:val="22"/>
-          <w:u w:val="single"/>
-        </w:rPr>
-        <w:t>AO PASTO</w:t>
-      </w:r>
-      <w:r>
-        <w:rPr>
-          <w:rFonts w:ascii="Arial" w:hAnsi="Arial" w:cs="Arial"/>
-          <w:b/>
-          <w:bCs/>
-          <w:sz w:val="22"/>
-          <w:szCs w:val="22"/>
-          <w:u w:val="single"/>
-        </w:rPr>
-        <w:t>R COM CARINHO</w:t>
+        <w:shd w:val="clear" w:color="auto" w:fill="FFFFFF"/>
+        <w:spacing w:after="120"/>
+        <w:rPr>
+          <w:color w:val="202124"/>
+        </w:rPr>
+      </w:pPr>
+      <w:r>
+        <w:rPr>
+          <w:color w:val="202124"/>
+        </w:rPr>
+        <w:t>Há um pastor maior</w:t>
+      </w:r>
+      <w:r>
+        <w:rPr>
+          <w:color w:val="202124"/>
+        </w:rPr>
+        <w:br/>
+        <w:t>Na vida do pastor</w:t>
+      </w:r>
+      <w:r>
+        <w:rPr>
+          <w:color w:val="202124"/>
+        </w:rPr>
+        <w:br/>
+        <w:t>E o que seria do pastor</w:t>
+      </w:r>
+      <w:r>
+        <w:rPr>
+          <w:color w:val="202124"/>
+        </w:rPr>
+        <w:br/>
+        <w:t>Ah, se não fosse o Senhor</w:t>
       </w:r>
     </w:p>
     <w:p>
       <w:pPr>
         <w:shd w:val="clear" w:color="auto" w:fill="FFFFFF"/>
-        <w:rPr>
-          <w:rFonts w:ascii="Arial" w:hAnsi="Arial" w:cs="Arial"/>
-          <w:b/>
-          <w:bCs/>
-          <w:sz w:val="22"/>
-          <w:szCs w:val="22"/>
-          <w:u w:val="single"/>
-        </w:rPr>
-      </w:pPr>
+        <w:spacing w:after="120"/>
+        <w:rPr>
+          <w:color w:val="202124"/>
+        </w:rPr>
+      </w:pPr>
+      <w:r>
+        <w:rPr>
+          <w:color w:val="202124"/>
+        </w:rPr>
+        <w:t>E o que seria da igreja</w:t>
+      </w:r>
+      <w:r>
+        <w:rPr>
+          <w:color w:val="202124"/>
+        </w:rPr>
+        <w:br/>
+        <w:t>Se não fosse o amor</w:t>
+      </w:r>
+      <w:r>
+        <w:rPr>
+          <w:color w:val="202124"/>
+        </w:rPr>
+        <w:br/>
+        <w:t>Daqueles a quem Deus</w:t>
+      </w:r>
+      <w:r>
+        <w:rPr>
+          <w:color w:val="202124"/>
+        </w:rPr>
+        <w:br/>
+        <w:t>Um dia, consagrou</w:t>
+      </w:r>
     </w:p>
     <w:p>
       <w:pPr>
         <w:shd w:val="clear" w:color="auto" w:fill="FFFFFF"/>
-        <w:rPr>
-          <w:rFonts w:ascii="Arial" w:hAnsi="Arial" w:cs="Arial"/>
-          <w:color w:val="202124"/>
-          <w:sz w:val="22"/>
-          <w:szCs w:val="22"/>
-        </w:rPr>
-      </w:pPr>
-      <w:r>
-        <w:rPr>
-          <w:rFonts w:ascii="Arial" w:hAnsi="Arial" w:cs="Arial"/>
-          <w:color w:val="202124"/>
-          <w:sz w:val="22"/>
-          <w:szCs w:val="22"/>
-        </w:rPr>
-        <w:t>Há um pastor maior</w:t>
-      </w:r>
-      <w:r>
-        <w:rPr>
-          <w:rFonts w:ascii="Arial" w:hAnsi="Arial" w:cs="Arial"/>
-          <w:color w:val="202124"/>
-          <w:sz w:val="22"/>
-          <w:szCs w:val="22"/>
-        </w:rPr>
-        <w:br/>
-        <w:t>Na vida do pastor</w:t>
-      </w:r>
-      <w:r>
-        <w:rPr>
-          <w:rFonts w:ascii="Arial" w:hAnsi="Arial" w:cs="Arial"/>
-          <w:color w:val="202124"/>
-          <w:sz w:val="22"/>
-          <w:szCs w:val="22"/>
-        </w:rPr>
-        <w:br/>
-        <w:t>E o que seria do pastor</w:t>
-      </w:r>
-      <w:r>
-        <w:rPr>
-          <w:rFonts w:ascii="Arial" w:hAnsi="Arial" w:cs="Arial"/>
-          <w:color w:val="202124"/>
-          <w:sz w:val="22"/>
-          <w:szCs w:val="22"/>
-        </w:rPr>
-        <w:br/>
-        <w:t>Ah, se não fosse o Senhor</w:t>
-      </w:r>
-      <w:r>
-        <w:rPr>
-          <w:rFonts w:ascii="Arial" w:hAnsi="Arial" w:cs="Arial"/>
-          <w:color w:val="202124"/>
-          <w:sz w:val="22"/>
-          <w:szCs w:val="22"/>
-        </w:rPr>
-        <w:br/>
-        <w:t>E o que seria da igreja</w:t>
-      </w:r>
-      <w:r>
-        <w:rPr>
-          <w:rFonts w:ascii="Arial" w:hAnsi="Arial" w:cs="Arial"/>
-          <w:color w:val="202124"/>
-          <w:sz w:val="22"/>
-          <w:szCs w:val="22"/>
-        </w:rPr>
-        <w:br/>
-        <w:t>Se não fosse o amor</w:t>
-      </w:r>
-      <w:r>
-        <w:rPr>
-          <w:rFonts w:ascii="Arial" w:hAnsi="Arial" w:cs="Arial"/>
-          <w:color w:val="202124"/>
-          <w:sz w:val="22"/>
-          <w:szCs w:val="22"/>
-        </w:rPr>
-        <w:br/>
-        <w:t>Daqueles a quem Deus</w:t>
-      </w:r>
-      <w:r>
-        <w:rPr>
-          <w:rFonts w:ascii="Arial" w:hAnsi="Arial" w:cs="Arial"/>
-          <w:color w:val="202124"/>
-          <w:sz w:val="22"/>
-          <w:szCs w:val="22"/>
-        </w:rPr>
-        <w:br/>
-        <w:t>Um dia, consagrou</w:t>
+        <w:spacing w:after="120"/>
+        <w:rPr>
+          <w:color w:val="202124"/>
+        </w:rPr>
+      </w:pPr>
+      <w:r>
+        <w:rPr>
+          <w:color w:val="202124"/>
+        </w:rPr>
+        <w:t>Pastor que também é ovelha</w:t>
+      </w:r>
+      <w:r>
+        <w:rPr>
+          <w:color w:val="202124"/>
+        </w:rPr>
+        <w:br/>
+        <w:t>E é por Deus apascentado</w:t>
+      </w:r>
+      <w:r>
+        <w:rPr>
+          <w:color w:val="202124"/>
+        </w:rPr>
+        <w:br/>
+        <w:t>Vem hoje aos braços do amado</w:t>
+      </w:r>
+      <w:r>
+        <w:rPr>
+          <w:color w:val="202124"/>
+        </w:rPr>
+        <w:br/>
+        <w:t>E lança todos os teus fardos</w:t>
       </w:r>
     </w:p>
     <w:p>
       <w:pPr>
         <w:shd w:val="clear" w:color="auto" w:fill="FFFFFF"/>
-        <w:rPr>
-          <w:rFonts w:ascii="Arial" w:hAnsi="Arial" w:cs="Arial"/>
-          <w:color w:val="202124"/>
-          <w:sz w:val="22"/>
-          <w:szCs w:val="22"/>
-        </w:rPr>
-      </w:pPr>
-      <w:r>
-        <w:rPr>
-          <w:rFonts w:ascii="Arial" w:hAnsi="Arial" w:cs="Arial"/>
-          <w:color w:val="202124"/>
-          <w:sz w:val="22"/>
-          <w:szCs w:val="22"/>
-        </w:rPr>
-        <w:t>Pastor que também é ovelha</w:t>
-      </w:r>
-      <w:r>
-        <w:rPr>
-          <w:rFonts w:ascii="Arial" w:hAnsi="Arial" w:cs="Arial"/>
-          <w:color w:val="202124"/>
-          <w:sz w:val="22"/>
-          <w:szCs w:val="22"/>
-        </w:rPr>
-        <w:br/>
-        <w:t>E é por Deus apascentado</w:t>
-      </w:r>
-      <w:r>
-        <w:rPr>
-          <w:rFonts w:ascii="Arial" w:hAnsi="Arial" w:cs="Arial"/>
-          <w:color w:val="202124"/>
-          <w:sz w:val="22"/>
-          <w:szCs w:val="22"/>
-        </w:rPr>
-        <w:br/>
-        <w:t>Vem hoje aos braços do amado</w:t>
-      </w:r>
-      <w:r>
-        <w:rPr>
-          <w:rFonts w:ascii="Arial" w:hAnsi="Arial" w:cs="Arial"/>
-          <w:color w:val="202124"/>
-          <w:sz w:val="22"/>
-          <w:szCs w:val="22"/>
-        </w:rPr>
-        <w:br/>
-        <w:t>E lança todos os teus fardos</w:t>
-      </w:r>
-      <w:r>
-        <w:rPr>
-          <w:rFonts w:ascii="Arial" w:hAnsi="Arial" w:cs="Arial"/>
-          <w:color w:val="202124"/>
-          <w:sz w:val="22"/>
-          <w:szCs w:val="22"/>
-        </w:rPr>
-        <w:br/>
+        <w:spacing w:after="120"/>
+        <w:rPr>
+          <w:color w:val="202124"/>
+        </w:rPr>
+      </w:pPr>
+      <w:r>
+        <w:rPr>
+          <w:color w:val="202124"/>
+        </w:rPr>
         <w:t>Se às vezes, sobrecarregado</w:t>
       </w:r>
       <w:r>
         <w:rPr>
-          <w:rFonts w:ascii="Arial" w:hAnsi="Arial" w:cs="Arial"/>
-          <w:color w:val="202124"/>
-          <w:sz w:val="22"/>
-          <w:szCs w:val="22"/>
+          <w:color w:val="202124"/>
         </w:rPr>
         <w:br/>
         <w:t>Te sentes desorientado</w:t>
       </w:r>
       <w:r>
         <w:rPr>
-          <w:rFonts w:ascii="Arial" w:hAnsi="Arial" w:cs="Arial"/>
-          <w:color w:val="202124"/>
-          <w:sz w:val="22"/>
-          <w:szCs w:val="22"/>
+          <w:color w:val="202124"/>
         </w:rPr>
         <w:br/>
         <w:t>O teu clamor é sempre ouvido</w:t>
       </w:r>
       <w:r>
         <w:rPr>
-          <w:rFonts w:ascii="Arial" w:hAnsi="Arial" w:cs="Arial"/>
-          <w:color w:val="202124"/>
-          <w:sz w:val="22"/>
-          <w:szCs w:val="22"/>
+          <w:color w:val="202124"/>
         </w:rPr>
         <w:br/>
         <w:t>Jesus sempre estará contigo</w:t>
@@ -244,729 +158,181 @@
     <w:p>
       <w:pPr>
         <w:shd w:val="clear" w:color="auto" w:fill="FFFFFF"/>
-        <w:rPr>
-          <w:rFonts w:ascii="Arial" w:hAnsi="Arial" w:cs="Arial"/>
-          <w:color w:val="202124"/>
-          <w:sz w:val="22"/>
-          <w:szCs w:val="22"/>
-        </w:rPr>
-      </w:pPr>
-      <w:r>
-        <w:rPr>
-          <w:rFonts w:ascii="Arial" w:hAnsi="Arial" w:cs="Arial"/>
-          <w:color w:val="202124"/>
-          <w:sz w:val="22"/>
-          <w:szCs w:val="22"/>
+        <w:spacing w:after="120"/>
+        <w:rPr>
+          <w:color w:val="202124"/>
+        </w:rPr>
+      </w:pPr>
+      <w:r>
+        <w:rPr>
+          <w:color w:val="202124"/>
         </w:rPr>
         <w:t>Ser um pastor é bem assim</w:t>
       </w:r>
       <w:r>
         <w:rPr>
-          <w:rFonts w:ascii="Arial" w:hAnsi="Arial" w:cs="Arial"/>
-          <w:color w:val="202124"/>
-          <w:sz w:val="22"/>
-          <w:szCs w:val="22"/>
+          <w:color w:val="202124"/>
         </w:rPr>
         <w:br/>
         <w:t>Se sente só na multidão</w:t>
       </w:r>
       <w:r>
         <w:rPr>
-          <w:rFonts w:ascii="Arial" w:hAnsi="Arial" w:cs="Arial"/>
-          <w:color w:val="202124"/>
-          <w:sz w:val="22"/>
-          <w:szCs w:val="22"/>
+          <w:color w:val="202124"/>
         </w:rPr>
         <w:br/>
         <w:t>E às vezes pede o coração</w:t>
       </w:r>
       <w:r>
         <w:rPr>
-          <w:rFonts w:ascii="Arial" w:hAnsi="Arial" w:cs="Arial"/>
-          <w:color w:val="202124"/>
-          <w:sz w:val="22"/>
-          <w:szCs w:val="22"/>
+          <w:color w:val="202124"/>
         </w:rPr>
         <w:br/>
         <w:t>Um ombro amigo, um irmão</w:t>
-      </w:r>
-      <w:r>
-        <w:rPr>
-          <w:rFonts w:ascii="Arial" w:hAnsi="Arial" w:cs="Arial"/>
-          <w:color w:val="202124"/>
-          <w:sz w:val="22"/>
-          <w:szCs w:val="22"/>
-        </w:rPr>
-        <w:br/>
-        <w:t>Mas é nos braços do Senhor</w:t>
-      </w:r>
-      <w:r>
-        <w:rPr>
-          <w:rFonts w:ascii="Arial" w:hAnsi="Arial" w:cs="Arial"/>
-          <w:color w:val="202124"/>
-          <w:sz w:val="22"/>
-          <w:szCs w:val="22"/>
-        </w:rPr>
-        <w:br/>
-        <w:t>Que tu encontras teu valor</w:t>
-      </w:r>
-      <w:r>
-        <w:rPr>
-          <w:rFonts w:ascii="Arial" w:hAnsi="Arial" w:cs="Arial"/>
-          <w:color w:val="202124"/>
-          <w:sz w:val="22"/>
-          <w:szCs w:val="22"/>
-        </w:rPr>
-        <w:br/>
-        <w:t>Se o preço é alto, meu irmão</w:t>
-      </w:r>
-      <w:r>
-        <w:rPr>
-          <w:rFonts w:ascii="Arial" w:hAnsi="Arial" w:cs="Arial"/>
-          <w:color w:val="202124"/>
-          <w:sz w:val="22"/>
-          <w:szCs w:val="22"/>
-        </w:rPr>
-        <w:br/>
-        <w:t>Grande é teu galardão</w:t>
       </w:r>
     </w:p>
     <w:p>
       <w:pPr>
         <w:shd w:val="clear" w:color="auto" w:fill="FFFFFF"/>
-        <w:rPr>
-          <w:rFonts w:ascii="Arial" w:hAnsi="Arial" w:cs="Arial"/>
-          <w:color w:val="202124"/>
-          <w:sz w:val="22"/>
-          <w:szCs w:val="22"/>
-        </w:rPr>
-      </w:pPr>
-      <w:r>
-        <w:rPr>
-          <w:rFonts w:ascii="Arial" w:hAnsi="Arial" w:cs="Arial"/>
-          <w:color w:val="202124"/>
-          <w:sz w:val="22"/>
-          <w:szCs w:val="22"/>
-        </w:rPr>
-        <w:t>Pastor que também é ovelha</w:t>
-      </w:r>
-      <w:r>
-        <w:rPr>
-          <w:rFonts w:ascii="Arial" w:hAnsi="Arial" w:cs="Arial"/>
-          <w:color w:val="202124"/>
-          <w:sz w:val="22"/>
-          <w:szCs w:val="22"/>
-        </w:rPr>
-        <w:br/>
-        <w:t>E é por Deus apascentado</w:t>
-      </w:r>
-      <w:r>
-        <w:rPr>
-          <w:rFonts w:ascii="Arial" w:hAnsi="Arial" w:cs="Arial"/>
-          <w:color w:val="202124"/>
-          <w:sz w:val="22"/>
-          <w:szCs w:val="22"/>
-        </w:rPr>
-        <w:br/>
-        <w:t>Vem hoje aos braços do amado</w:t>
-      </w:r>
-      <w:r>
-        <w:rPr>
-          <w:rFonts w:ascii="Arial" w:hAnsi="Arial" w:cs="Arial"/>
-          <w:color w:val="202124"/>
-          <w:sz w:val="22"/>
-          <w:szCs w:val="22"/>
-        </w:rPr>
-        <w:br/>
-        <w:t>E lança todos os teus fardos</w:t>
-      </w:r>
-      <w:r>
-        <w:rPr>
-          <w:rFonts w:ascii="Arial" w:hAnsi="Arial" w:cs="Arial"/>
-          <w:color w:val="202124"/>
-          <w:sz w:val="22"/>
-          <w:szCs w:val="22"/>
-        </w:rPr>
-        <w:br/>
-        <w:t>Se às vezes, sobrecarregado</w:t>
-      </w:r>
-      <w:r>
-        <w:rPr>
-          <w:rFonts w:ascii="Arial" w:hAnsi="Arial" w:cs="Arial"/>
-          <w:color w:val="202124"/>
-          <w:sz w:val="22"/>
-          <w:szCs w:val="22"/>
-        </w:rPr>
-        <w:br/>
-        <w:t>Te sentes desorientado</w:t>
-      </w:r>
-      <w:r>
-        <w:rPr>
-          <w:rFonts w:ascii="Arial" w:hAnsi="Arial" w:cs="Arial"/>
-          <w:color w:val="202124"/>
-          <w:sz w:val="22"/>
-          <w:szCs w:val="22"/>
-        </w:rPr>
-        <w:br/>
-        <w:t>O teu clamor é sempre ouvido</w:t>
-      </w:r>
-      <w:r>
-        <w:rPr>
-          <w:rFonts w:ascii="Arial" w:hAnsi="Arial" w:cs="Arial"/>
-          <w:color w:val="202124"/>
-          <w:sz w:val="22"/>
-          <w:szCs w:val="22"/>
-        </w:rPr>
-        <w:br/>
-        <w:t>Jesus sempre estará contigo</w:t>
+        <w:spacing w:after="120"/>
+        <w:rPr>
+          <w:color w:val="202124"/>
+        </w:rPr>
+      </w:pPr>
+      <w:r>
+        <w:rPr>
+          <w:color w:val="202124"/>
+        </w:rPr>
+        <w:t>Mas é nos braços do Senhor</w:t>
+      </w:r>
+      <w:r>
+        <w:rPr>
+          <w:color w:val="202124"/>
+        </w:rPr>
+        <w:br/>
+        <w:t>Que tu encontras teu valor</w:t>
+      </w:r>
+      <w:r>
+        <w:rPr>
+          <w:color w:val="202124"/>
+        </w:rPr>
+        <w:br/>
+        <w:t>Se o preço é alto, meu irmão</w:t>
+      </w:r>
+      <w:r>
+        <w:rPr>
+          <w:color w:val="202124"/>
+        </w:rPr>
+        <w:br/>
+        <w:t>Grande é teu galardão</w:t>
       </w:r>
     </w:p>
     <w:p>
       <w:pPr>
         <w:shd w:val="clear" w:color="auto" w:fill="FFFFFF"/>
-        <w:rPr>
-          <w:rFonts w:ascii="Arial" w:hAnsi="Arial" w:cs="Arial"/>
-          <w:color w:val="202124"/>
-          <w:sz w:val="22"/>
-          <w:szCs w:val="22"/>
-        </w:rPr>
-      </w:pPr>
-      <w:r>
-        <w:rPr>
-          <w:rFonts w:ascii="Arial" w:hAnsi="Arial" w:cs="Arial"/>
-          <w:color w:val="202124"/>
-          <w:sz w:val="22"/>
-          <w:szCs w:val="22"/>
-        </w:rPr>
-        <w:t>Jesus é que é o bom pastor</w:t>
-      </w:r>
-      <w:r>
-        <w:rPr>
-          <w:rFonts w:ascii="Arial" w:hAnsi="Arial" w:cs="Arial"/>
-          <w:color w:val="202124"/>
-          <w:sz w:val="22"/>
-          <w:szCs w:val="22"/>
-        </w:rPr>
-        <w:br/>
-        <w:t>Ele é Teu amigo e Teu Senhor</w:t>
-      </w:r>
-      <w:r>
-        <w:rPr>
-          <w:rFonts w:ascii="Arial" w:hAnsi="Arial" w:cs="Arial"/>
-          <w:color w:val="202124"/>
-          <w:sz w:val="22"/>
-          <w:szCs w:val="22"/>
-        </w:rPr>
-        <w:br/>
-        <w:t>E sempre estará contigo</w:t>
+        <w:spacing w:after="120"/>
+        <w:rPr>
+          <w:color w:val="202124"/>
+        </w:rPr>
+      </w:pPr>
+      <w:r>
+        <w:rPr>
+          <w:color w:val="202124"/>
+        </w:rPr>
+        <w:t>Pastor que também é ovelha</w:t>
+      </w:r>
+      <w:r>
+        <w:rPr>
+          <w:color w:val="202124"/>
+        </w:rPr>
+        <w:br/>
+        <w:t>E é por Deus apascentado</w:t>
+      </w:r>
+      <w:r>
+        <w:rPr>
+          <w:color w:val="202124"/>
+        </w:rPr>
+        <w:br/>
+        <w:t>Vem hoje aos braços do amado</w:t>
+      </w:r>
+      <w:r>
+        <w:rPr>
+          <w:color w:val="202124"/>
+        </w:rPr>
+        <w:br/>
+        <w:t>E lança todos os teus fardos</w:t>
       </w:r>
     </w:p>
     <w:p>
       <w:pPr>
-        <w:rPr>
-          <w:rFonts w:ascii="Arial" w:hAnsi="Arial" w:cs="Arial"/>
-          <w:b/>
-          <w:bCs/>
-          <w:sz w:val="30"/>
-          <w:szCs w:val="30"/>
-          <w:u w:val="single"/>
-        </w:rPr>
-      </w:pPr>
+        <w:shd w:val="clear" w:color="auto" w:fill="FFFFFF"/>
+        <w:spacing w:after="120"/>
+        <w:rPr>
+          <w:color w:val="202124"/>
+        </w:rPr>
+      </w:pPr>
+      <w:r>
+        <w:rPr>
+          <w:color w:val="202124"/>
+        </w:rPr>
+        <w:t>Se às vezes, sobrecarregado</w:t>
+      </w:r>
+      <w:r>
+        <w:rPr>
+          <w:color w:val="202124"/>
+        </w:rPr>
+        <w:br/>
+        <w:t>Te sentes desorientado</w:t>
+      </w:r>
+      <w:r>
+        <w:rPr>
+          <w:color w:val="202124"/>
+        </w:rPr>
+        <w:br/>
+        <w:t>O teu clamor é sempre ouvido</w:t>
+      </w:r>
+      <w:r>
+        <w:rPr>
+          <w:color w:val="202124"/>
+        </w:rPr>
+        <w:br/>
+        <w:t>Jesus sempre estará contigo</w:t>
+      </w:r>
     </w:p>
     <w:p>
       <w:pPr>
-        <w:rPr>
-          <w:rFonts w:ascii="Arial" w:hAnsi="Arial" w:cs="Arial"/>
-          <w:b/>
-          <w:bCs/>
-          <w:sz w:val="22"/>
-          <w:szCs w:val="22"/>
-          <w:u w:val="single"/>
-        </w:rPr>
-      </w:pPr>
-    </w:p>
-    <w:p>
-      <w:pPr>
-        <w:rPr>
-          <w:rFonts w:ascii="Arial" w:hAnsi="Arial" w:cs="Arial"/>
-          <w:b/>
-          <w:bCs/>
-          <w:sz w:val="22"/>
-          <w:szCs w:val="22"/>
-          <w:u w:val="single"/>
-        </w:rPr>
-      </w:pPr>
-    </w:p>
-    <w:p>
-      <w:pPr>
-        <w:rPr>
-          <w:rFonts w:ascii="Arial" w:hAnsi="Arial" w:cs="Arial"/>
-          <w:b/>
-          <w:bCs/>
-          <w:sz w:val="22"/>
-          <w:szCs w:val="22"/>
-          <w:u w:val="single"/>
-        </w:rPr>
-      </w:pPr>
-      <w:r>
-        <w:rPr>
-          <w:rFonts w:ascii="Arial" w:hAnsi="Arial" w:cs="Arial"/>
-          <w:b/>
-          <w:bCs/>
-          <w:sz w:val="22"/>
-          <w:szCs w:val="22"/>
-          <w:u w:val="single"/>
-        </w:rPr>
-        <w:t>AO PASTOR COM CARINHO</w:t>
-      </w:r>
-    </w:p>
-    <w:p>
-      <w:pPr>
         <w:shd w:val="clear" w:color="auto" w:fill="FFFFFF"/>
-        <w:rPr>
-          <w:rFonts w:ascii="Arial" w:hAnsi="Arial" w:cs="Arial"/>
-          <w:b/>
-          <w:bCs/>
-          <w:sz w:val="30"/>
-          <w:szCs w:val="30"/>
-          <w:u w:val="single"/>
-        </w:rPr>
-      </w:pPr>
-    </w:p>
-    <w:p>
-      <w:pPr>
-        <w:shd w:val="clear" w:color="auto" w:fill="FFFFFF"/>
-        <w:rPr>
-          <w:rFonts w:ascii="Arial" w:hAnsi="Arial" w:cs="Arial"/>
-          <w:color w:val="202124"/>
-          <w:sz w:val="22"/>
-          <w:szCs w:val="22"/>
-        </w:rPr>
-      </w:pPr>
-      <w:r>
-        <w:rPr>
-          <w:rFonts w:ascii="Arial" w:hAnsi="Arial" w:cs="Arial"/>
-          <w:color w:val="202124"/>
-          <w:sz w:val="22"/>
-          <w:szCs w:val="22"/>
-        </w:rPr>
-        <w:t>Há um pastor maior</w:t>
-      </w:r>
-      <w:r>
-        <w:rPr>
-          <w:rFonts w:ascii="Arial" w:hAnsi="Arial" w:cs="Arial"/>
-          <w:color w:val="202124"/>
-          <w:sz w:val="22"/>
-          <w:szCs w:val="22"/>
-        </w:rPr>
-        <w:br/>
-        <w:t>Na vida do pastor</w:t>
-      </w:r>
-      <w:r>
-        <w:rPr>
-          <w:rFonts w:ascii="Arial" w:hAnsi="Arial" w:cs="Arial"/>
-          <w:color w:val="202124"/>
-          <w:sz w:val="22"/>
-          <w:szCs w:val="22"/>
-        </w:rPr>
-        <w:br/>
-        <w:t>E o que seria do pastor</w:t>
-      </w:r>
-      <w:r>
-        <w:rPr>
-          <w:rFonts w:ascii="Arial" w:hAnsi="Arial" w:cs="Arial"/>
-          <w:color w:val="202124"/>
-          <w:sz w:val="22"/>
-          <w:szCs w:val="22"/>
-        </w:rPr>
-        <w:br/>
-        <w:t>Ah, se não fosse o Senhor</w:t>
-      </w:r>
-      <w:r>
-        <w:rPr>
-          <w:rFonts w:ascii="Arial" w:hAnsi="Arial" w:cs="Arial"/>
-          <w:color w:val="202124"/>
-          <w:sz w:val="22"/>
-          <w:szCs w:val="22"/>
-        </w:rPr>
-        <w:br/>
-        <w:t>E o que seria da igreja</w:t>
-      </w:r>
-      <w:r>
-        <w:rPr>
-          <w:rFonts w:ascii="Arial" w:hAnsi="Arial" w:cs="Arial"/>
-          <w:color w:val="202124"/>
-          <w:sz w:val="22"/>
-          <w:szCs w:val="22"/>
-        </w:rPr>
-        <w:br/>
-        <w:t>Se não fosse o amor</w:t>
-      </w:r>
-      <w:r>
-        <w:rPr>
-          <w:rFonts w:ascii="Arial" w:hAnsi="Arial" w:cs="Arial"/>
-          <w:color w:val="202124"/>
-          <w:sz w:val="22"/>
-          <w:szCs w:val="22"/>
-        </w:rPr>
-        <w:br/>
-        <w:t>Daqueles a quem Deus</w:t>
-      </w:r>
-      <w:r>
-        <w:rPr>
-          <w:rFonts w:ascii="Arial" w:hAnsi="Arial" w:cs="Arial"/>
-          <w:color w:val="202124"/>
-          <w:sz w:val="22"/>
-          <w:szCs w:val="22"/>
-        </w:rPr>
-        <w:br/>
-        <w:t>Um dia, consagrou</w:t>
-      </w:r>
-    </w:p>
-    <w:p>
-      <w:pPr>
-        <w:shd w:val="clear" w:color="auto" w:fill="FFFFFF"/>
-        <w:rPr>
-          <w:rFonts w:ascii="Arial" w:hAnsi="Arial" w:cs="Arial"/>
-          <w:color w:val="202124"/>
-          <w:sz w:val="22"/>
-          <w:szCs w:val="22"/>
-        </w:rPr>
-      </w:pPr>
-      <w:r>
-        <w:rPr>
-          <w:rFonts w:ascii="Arial" w:hAnsi="Arial" w:cs="Arial"/>
-          <w:color w:val="202124"/>
-          <w:sz w:val="22"/>
-          <w:szCs w:val="22"/>
-        </w:rPr>
-        <w:t>Pastor que também é ovelha</w:t>
-      </w:r>
-      <w:r>
-        <w:rPr>
-          <w:rFonts w:ascii="Arial" w:hAnsi="Arial" w:cs="Arial"/>
-          <w:color w:val="202124"/>
-          <w:sz w:val="22"/>
-          <w:szCs w:val="22"/>
-        </w:rPr>
-        <w:br/>
-        <w:t>E é por Deus apascentado</w:t>
-      </w:r>
-      <w:r>
-        <w:rPr>
-          <w:rFonts w:ascii="Arial" w:hAnsi="Arial" w:cs="Arial"/>
-          <w:color w:val="202124"/>
-          <w:sz w:val="22"/>
-          <w:szCs w:val="22"/>
-        </w:rPr>
-        <w:br/>
-        <w:t>Vem hoje aos braços do amado</w:t>
-      </w:r>
-      <w:r>
-        <w:rPr>
-          <w:rFonts w:ascii="Arial" w:hAnsi="Arial" w:cs="Arial"/>
-          <w:color w:val="202124"/>
-          <w:sz w:val="22"/>
-          <w:szCs w:val="22"/>
-        </w:rPr>
-        <w:br/>
-        <w:t>E lança todos os teus fardos</w:t>
-      </w:r>
-      <w:r>
-        <w:rPr>
-          <w:rFonts w:ascii="Arial" w:hAnsi="Arial" w:cs="Arial"/>
-          <w:color w:val="202124"/>
-          <w:sz w:val="22"/>
-          <w:szCs w:val="22"/>
-        </w:rPr>
-        <w:br/>
-        <w:t>Se às vezes, sobrecarregado</w:t>
-      </w:r>
-      <w:r>
-        <w:rPr>
-          <w:rFonts w:ascii="Arial" w:hAnsi="Arial" w:cs="Arial"/>
-          <w:color w:val="202124"/>
-          <w:sz w:val="22"/>
-          <w:szCs w:val="22"/>
-        </w:rPr>
-        <w:br/>
-        <w:t>Te sentes desorientado</w:t>
-      </w:r>
-      <w:r>
-        <w:rPr>
-          <w:rFonts w:ascii="Arial" w:hAnsi="Arial" w:cs="Arial"/>
-          <w:color w:val="202124"/>
-          <w:sz w:val="22"/>
-          <w:szCs w:val="22"/>
-        </w:rPr>
-        <w:br/>
-        <w:t>O teu clamor é sempre ouvido</w:t>
-      </w:r>
-      <w:r>
-        <w:rPr>
-          <w:rFonts w:ascii="Arial" w:hAnsi="Arial" w:cs="Arial"/>
-          <w:color w:val="202124"/>
-          <w:sz w:val="22"/>
-          <w:szCs w:val="22"/>
-        </w:rPr>
-        <w:br/>
-        <w:t>Jesus sempre estará contigo</w:t>
-      </w:r>
-    </w:p>
-    <w:p>
-      <w:pPr>
-        <w:shd w:val="clear" w:color="auto" w:fill="FFFFFF"/>
-        <w:rPr>
-          <w:rFonts w:ascii="Arial" w:hAnsi="Arial" w:cs="Arial"/>
-          <w:color w:val="202124"/>
-          <w:sz w:val="22"/>
-          <w:szCs w:val="22"/>
-        </w:rPr>
-      </w:pPr>
-      <w:r>
-        <w:rPr>
-          <w:rFonts w:ascii="Arial" w:hAnsi="Arial" w:cs="Arial"/>
-          <w:color w:val="202124"/>
-          <w:sz w:val="22"/>
-          <w:szCs w:val="22"/>
-        </w:rPr>
-        <w:t>Ser um pastor é bem assim</w:t>
-      </w:r>
-      <w:r>
-        <w:rPr>
-          <w:rFonts w:ascii="Arial" w:hAnsi="Arial" w:cs="Arial"/>
-          <w:color w:val="202124"/>
-          <w:sz w:val="22"/>
-          <w:szCs w:val="22"/>
-        </w:rPr>
-        <w:br/>
-        <w:t>Se sente só na multidão</w:t>
-      </w:r>
-      <w:r>
-        <w:rPr>
-          <w:rFonts w:ascii="Arial" w:hAnsi="Arial" w:cs="Arial"/>
-          <w:color w:val="202124"/>
-          <w:sz w:val="22"/>
-          <w:szCs w:val="22"/>
-        </w:rPr>
-        <w:br/>
-        <w:t>E às vezes pede o coração</w:t>
-      </w:r>
-      <w:r>
-        <w:rPr>
-          <w:rFonts w:ascii="Arial" w:hAnsi="Arial" w:cs="Arial"/>
-          <w:color w:val="202124"/>
-          <w:sz w:val="22"/>
-          <w:szCs w:val="22"/>
-        </w:rPr>
-        <w:br/>
-        <w:t>Um ombro amigo, um irmão</w:t>
-      </w:r>
-      <w:r>
-        <w:rPr>
-          <w:rFonts w:ascii="Arial" w:hAnsi="Arial" w:cs="Arial"/>
-          <w:color w:val="202124"/>
-          <w:sz w:val="22"/>
-          <w:szCs w:val="22"/>
-        </w:rPr>
-        <w:br/>
-        <w:t>Mas é nos braços do Senhor</w:t>
-      </w:r>
-      <w:r>
-        <w:rPr>
-          <w:rFonts w:ascii="Arial" w:hAnsi="Arial" w:cs="Arial"/>
-          <w:color w:val="202124"/>
-          <w:sz w:val="22"/>
-          <w:szCs w:val="22"/>
-        </w:rPr>
-        <w:br/>
-        <w:t>Que tu encontras teu valor</w:t>
-      </w:r>
-      <w:r>
-        <w:rPr>
-          <w:rFonts w:ascii="Arial" w:hAnsi="Arial" w:cs="Arial"/>
-          <w:color w:val="202124"/>
-          <w:sz w:val="22"/>
-          <w:szCs w:val="22"/>
-        </w:rPr>
-        <w:br/>
-        <w:t>Se o preço é alto, meu irmão</w:t>
-      </w:r>
-      <w:r>
-        <w:rPr>
-          <w:rFonts w:ascii="Arial" w:hAnsi="Arial" w:cs="Arial"/>
-          <w:color w:val="202124"/>
-          <w:sz w:val="22"/>
-          <w:szCs w:val="22"/>
-        </w:rPr>
-        <w:br/>
-        <w:t>Grande é teu galardão</w:t>
-      </w:r>
-    </w:p>
-    <w:p>
-      <w:pPr>
-        <w:shd w:val="clear" w:color="auto" w:fill="FFFFFF"/>
-        <w:rPr>
-          <w:rFonts w:ascii="Arial" w:hAnsi="Arial" w:cs="Arial"/>
-          <w:color w:val="202124"/>
-          <w:sz w:val="22"/>
-          <w:szCs w:val="22"/>
-        </w:rPr>
-      </w:pPr>
-      <w:r>
-        <w:rPr>
-          <w:rFonts w:ascii="Arial" w:hAnsi="Arial" w:cs="Arial"/>
-          <w:color w:val="202124"/>
-          <w:sz w:val="22"/>
-          <w:szCs w:val="22"/>
-        </w:rPr>
-        <w:t>Pastor que também é ovelha</w:t>
-      </w:r>
-      <w:r>
-        <w:rPr>
-          <w:rFonts w:ascii="Arial" w:hAnsi="Arial" w:cs="Arial"/>
-          <w:color w:val="202124"/>
-          <w:sz w:val="22"/>
-          <w:szCs w:val="22"/>
-        </w:rPr>
-        <w:br/>
-        <w:t>E é por Deus apascentado</w:t>
-      </w:r>
-      <w:r>
-        <w:rPr>
-          <w:rFonts w:ascii="Arial" w:hAnsi="Arial" w:cs="Arial"/>
-          <w:color w:val="202124"/>
-          <w:sz w:val="22"/>
-          <w:szCs w:val="22"/>
-        </w:rPr>
-        <w:br/>
-        <w:t>Vem hoje aos braços do amado</w:t>
-      </w:r>
-      <w:r>
-        <w:rPr>
-          <w:rFonts w:ascii="Arial" w:hAnsi="Arial" w:cs="Arial"/>
-          <w:color w:val="202124"/>
-          <w:sz w:val="22"/>
-          <w:szCs w:val="22"/>
-        </w:rPr>
-        <w:br/>
-        <w:t>E lança todos os teus fardos</w:t>
-      </w:r>
-      <w:r>
-        <w:rPr>
-          <w:rFonts w:ascii="Arial" w:hAnsi="Arial" w:cs="Arial"/>
-          <w:color w:val="202124"/>
-          <w:sz w:val="22"/>
-          <w:szCs w:val="22"/>
-        </w:rPr>
-        <w:br/>
-        <w:t>Se às vezes, sobrecarregado</w:t>
-      </w:r>
-      <w:r>
-        <w:rPr>
-          <w:rFonts w:ascii="Arial" w:hAnsi="Arial" w:cs="Arial"/>
-          <w:color w:val="202124"/>
-          <w:sz w:val="22"/>
-          <w:szCs w:val="22"/>
-        </w:rPr>
-        <w:br/>
-        <w:t>Te sentes desorientado</w:t>
-      </w:r>
-      <w:r>
-        <w:rPr>
-          <w:rFonts w:ascii="Arial" w:hAnsi="Arial" w:cs="Arial"/>
-          <w:color w:val="202124"/>
-          <w:sz w:val="22"/>
-          <w:szCs w:val="22"/>
-        </w:rPr>
-        <w:br/>
-        <w:t>O teu clamor é sempre ouvido</w:t>
-      </w:r>
-      <w:r>
-        <w:rPr>
-          <w:rFonts w:ascii="Arial" w:hAnsi="Arial" w:cs="Arial"/>
-          <w:color w:val="202124"/>
-          <w:sz w:val="22"/>
-          <w:szCs w:val="22"/>
-        </w:rPr>
-        <w:br/>
-        <w:t>Jesus sempre estará contigo</w:t>
-      </w:r>
-    </w:p>
-    <w:p>
-      <w:pPr>
-        <w:shd w:val="clear" w:color="auto" w:fill="FFFFFF"/>
-        <w:rPr>
-          <w:rFonts w:ascii="Arial" w:hAnsi="Arial" w:cs="Arial"/>
-          <w:color w:val="202124"/>
-          <w:sz w:val="22"/>
-          <w:szCs w:val="22"/>
-        </w:rPr>
-        <w:sectPr>
-          <w:headerReference w:type="default" r:id="rId8"/>
-          <w:footerReference w:type="default" r:id="rId9"/>
-          <w:headerReference w:type="first" r:id="rId10"/>
-          <w:footerReference w:type="first" r:id="rId11"/>
-          <w:type w:val="continuous"/>
-          <w:pgSz w:w="16838" w:h="11906" w:orient="landscape"/>
-          <w:pgMar w:top="720" w:right="720" w:bottom="720" w:left="720" w:header="170" w:footer="709" w:gutter="0"/>
-          <w:cols w:num="2" w:space="708"/>
-          <w:titlePg/>
-          <w:docGrid w:linePitch="360"/>
-        </w:sectPr>
-      </w:pPr>
-      <w:r>
-        <w:rPr>
-          <w:rFonts w:ascii="Arial" w:hAnsi="Arial" w:cs="Arial"/>
-          <w:color w:val="202124"/>
-          <w:sz w:val="22"/>
-          <w:szCs w:val="22"/>
+        <w:spacing w:after="120"/>
+        <w:rPr>
+          <w:color w:val="202124"/>
+        </w:rPr>
+      </w:pPr>
+      <w:r>
+        <w:rPr>
+          <w:color w:val="202124"/>
         </w:rPr>
         <w:t>Jesus é que é o bom pastor</w:t>
       </w:r>
       <w:r>
         <w:rPr>
-          <w:rFonts w:ascii="Arial" w:hAnsi="Arial" w:cs="Arial"/>
-          <w:color w:val="202124"/>
-          <w:sz w:val="22"/>
-          <w:szCs w:val="22"/>
+          <w:color w:val="202124"/>
         </w:rPr>
         <w:br/>
         <w:t>Ele é Teu amigo e Teu Senhor</w:t>
       </w:r>
       <w:r>
         <w:rPr>
-          <w:rFonts w:ascii="Arial" w:hAnsi="Arial" w:cs="Arial"/>
-          <w:color w:val="202124"/>
-          <w:sz w:val="22"/>
-          <w:szCs w:val="22"/>
-        </w:rPr>
-        <w:br/>
-        <w:t>E sempre estará contig</w:t>
-      </w:r>
-      <w:r>
-        <w:rPr>
-          <w:rFonts w:ascii="Arial" w:hAnsi="Arial" w:cs="Arial"/>
-          <w:color w:val="202124"/>
-          <w:sz w:val="22"/>
-          <w:szCs w:val="22"/>
-        </w:rPr>
-        <w:t>o</w:t>
-      </w:r>
-    </w:p>
-    <w:p>
-      <w:pPr>
-        <w:pStyle w:val="SemEspaamento"/>
-        <w:rPr>
-          <w:rFonts w:ascii="Arial" w:hAnsi="Arial" w:cs="Arial"/>
-          <w:b/>
-          <w:bCs/>
-          <w:sz w:val="24"/>
-          <w:szCs w:val="24"/>
-        </w:rPr>
-      </w:pPr>
+          <w:color w:val="202124"/>
+        </w:rPr>
+        <w:br/>
+        <w:t>E sempre estará contigo</w:t>
+      </w:r>
     </w:p>
     <w:sectPr>
+      <w:headerReference w:type="default" r:id="rId8"/>
+      <w:footerReference w:type="default" r:id="rId9"/>
+      <w:headerReference w:type="first" r:id="rId10"/>
+      <w:footerReference w:type="first" r:id="rId11"/>
       <w:pgSz w:w="11906" w:h="16838"/>
       <w:pgMar w:top="720" w:right="720" w:bottom="720" w:left="720" w:header="170" w:footer="708" w:gutter="0"/>
       <w:cols w:space="708"/>
@@ -978,7 +344,7 @@
 </file>
 
 <file path=word/endnotes.xml><?xml version="1.0" encoding="utf-8"?>
-<w:endnotes xmlns:wpc="http://schemas.microsoft.com/office/word/2010/wordprocessingCanvas" xmlns:cx="http://schemas.microsoft.com/office/drawing/2014/chartex" xmlns:cx1="http://schemas.microsoft.com/office/drawing/2015/9/8/chartex" xmlns:cx2="http://schemas.microsoft.com/office/drawing/2015/10/21/chartex" xmlns:cx3="http://schemas.microsoft.com/office/drawing/2016/5/9/chartex" xmlns:cx4="http://schemas.microsoft.com/office/drawing/2016/5/10/chartex" xmlns:cx5="http://schemas.microsoft.com/office/drawing/2016/5/11/chartex" xmlns:cx6="http://schemas.microsoft.com/office/drawing/2016/5/12/chartex" xmlns:cx7="http://schemas.microsoft.com/office/drawing/2016/5/13/chartex" xmlns:cx8="http://schemas.microsoft.com/office/drawing/2016/5/14/chartex" xmlns:mc="http://schemas.openxmlformats.org/markup-compatibility/2006" xmlns:aink="http://schemas.microsoft.com/office/drawing/2016/ink" xmlns:am3d="http://schemas.microsoft.com/office/drawing/2017/model3d" xmlns:o="urn:schemas-microsoft-com:office:office" xmlns:oel="http://schemas.microsoft.com/office/2019/extlst" xmlns:r="http://schemas.openxmlformats.org/officeDocument/2006/relationships" xmlns:m="http://schemas.openxmlformats.org/officeDocument/2006/math" xmlns:v="urn:schemas-microsoft-com:vml" xmlns:wp14="http://schemas.microsoft.com/office/word/2010/wordprocessingDrawing" xmlns:wp="http://schemas.openxmlformats.org/drawingml/2006/wordprocessingDrawing" xmlns:w10="urn:schemas-microsoft-com:office:word" xmlns:w="http://schemas.openxmlformats.org/wordprocessingml/2006/main" xmlns:w14="http://schemas.microsoft.com/office/word/2010/wordml" xmlns:w15="http://schemas.microsoft.com/office/word/2012/wordml" xmlns:w16cex="http://schemas.microsoft.com/office/word/2018/wordml/cex" xmlns:w16cid="http://schemas.microsoft.com/office/word/2016/wordml/cid" xmlns:w16="http://schemas.microsoft.com/office/word/2018/wordml" xmlns:w16sdtdh="http://schemas.microsoft.com/office/word/2020/wordml/sdtdatahash" xmlns:w16se="http://schemas.microsoft.com/office/word/2015/wordml/symex" xmlns:wpg="http://schemas.microsoft.com/office/word/2010/wordprocessingGroup" xmlns:wpi="http://schemas.microsoft.com/office/word/2010/wordprocessingInk" xmlns:wne="http://schemas.microsoft.com/office/word/2006/wordml" xmlns:wps="http://schemas.microsoft.com/office/word/2010/wordprocessingShape" mc:Ignorable="w14 w15 w16se w16cid w16 w16cex w16sdtdh wp14">
+<w:endnotes xmlns:wpc="http://schemas.microsoft.com/office/word/2010/wordprocessingCanvas" xmlns:cx="http://schemas.microsoft.com/office/drawing/2014/chartex" xmlns:cx1="http://schemas.microsoft.com/office/drawing/2015/9/8/chartex" xmlns:cx2="http://schemas.microsoft.com/office/drawing/2015/10/21/chartex" xmlns:cx3="http://schemas.microsoft.com/office/drawing/2016/5/9/chartex" xmlns:cx4="http://schemas.microsoft.com/office/drawing/2016/5/10/chartex" xmlns:cx5="http://schemas.microsoft.com/office/drawing/2016/5/11/chartex" xmlns:cx6="http://schemas.microsoft.com/office/drawing/2016/5/12/chartex" xmlns:cx7="http://schemas.microsoft.com/office/drawing/2016/5/13/chartex" xmlns:cx8="http://schemas.microsoft.com/office/drawing/2016/5/14/chartex" xmlns:mc="http://schemas.openxmlformats.org/markup-compatibility/2006" xmlns:aink="http://schemas.microsoft.com/office/drawing/2016/ink" xmlns:am3d="http://schemas.microsoft.com/office/drawing/2017/model3d" xmlns:o="urn:schemas-microsoft-com:office:office" xmlns:oel="http://schemas.microsoft.com/office/2019/extlst" xmlns:r="http://schemas.openxmlformats.org/officeDocument/2006/relationships" xmlns:m="http://schemas.openxmlformats.org/officeDocument/2006/math" xmlns:v="urn:schemas-microsoft-com:vml" xmlns:wp14="http://schemas.microsoft.com/office/word/2010/wordprocessingDrawing" xmlns:wp="http://schemas.openxmlformats.org/drawingml/2006/wordprocessingDrawing" xmlns:w10="urn:schemas-microsoft-com:office:word" xmlns:w="http://schemas.openxmlformats.org/wordprocessingml/2006/main" xmlns:w14="http://schemas.microsoft.com/office/word/2010/wordml" xmlns:w15="http://schemas.microsoft.com/office/word/2012/wordml" xmlns:w16cex="http://schemas.microsoft.com/office/word/2018/wordml/cex" xmlns:w16cid="http://schemas.microsoft.com/office/word/2016/wordml/cid" xmlns:w16="http://schemas.microsoft.com/office/word/2018/wordml" xmlns:w16du="http://schemas.microsoft.com/office/word/2023/wordml/word16du" xmlns:w16sdtdh="http://schemas.microsoft.com/office/word/2020/wordml/sdtdatahash" xmlns:w16sdtfl="http://schemas.microsoft.com/office/word/2024/wordml/sdtformatlock" xmlns:w16se="http://schemas.microsoft.com/office/word/2015/wordml/symex" xmlns:wpg="http://schemas.microsoft.com/office/word/2010/wordprocessingGroup" xmlns:wpi="http://schemas.microsoft.com/office/word/2010/wordprocessingInk" xmlns:wne="http://schemas.microsoft.com/office/word/2006/wordml" xmlns:wps="http://schemas.microsoft.com/office/word/2010/wordprocessingShape" mc:Ignorable="w14 w15 w16se w16cid w16 w16cex w16sdtdh w16sdtfl w16du wp14">
   <w:endnote w:type="separator" w:id="-1">
     <w:p>
       <w:r>
@@ -1000,7 +366,7 @@
 </file>
 
 <file path=word/footer1.xml><?xml version="1.0" encoding="utf-8"?>
-<w:ftr xmlns:wpc="http://schemas.microsoft.com/office/word/2010/wordprocessingCanvas" xmlns:cx="http://schemas.microsoft.com/office/drawing/2014/chartex" xmlns:cx1="http://schemas.microsoft.com/office/drawing/2015/9/8/chartex" xmlns:cx2="http://schemas.microsoft.com/office/drawing/2015/10/21/chartex" xmlns:cx3="http://schemas.microsoft.com/office/drawing/2016/5/9/chartex" xmlns:cx4="http://schemas.microsoft.com/office/drawing/2016/5/10/chartex" xmlns:cx5="http://schemas.microsoft.com/office/drawing/2016/5/11/chartex" xmlns:cx6="http://schemas.microsoft.com/office/drawing/2016/5/12/chartex" xmlns:cx7="http://schemas.microsoft.com/office/drawing/2016/5/13/chartex" xmlns:cx8="http://schemas.microsoft.com/office/drawing/2016/5/14/chartex" xmlns:mc="http://schemas.openxmlformats.org/markup-compatibility/2006" xmlns:aink="http://schemas.microsoft.com/office/drawing/2016/ink" xmlns:am3d="http://schemas.microsoft.com/office/drawing/2017/model3d" xmlns:o="urn:schemas-microsoft-com:office:office" xmlns:oel="http://schemas.microsoft.com/office/2019/extlst" xmlns:r="http://schemas.openxmlformats.org/officeDocument/2006/relationships" xmlns:m="http://schemas.openxmlformats.org/officeDocument/2006/math" xmlns:v="urn:schemas-microsoft-com:vml" xmlns:wp14="http://schemas.microsoft.com/office/word/2010/wordprocessingDrawing" xmlns:wp="http://schemas.openxmlformats.org/drawingml/2006/wordprocessingDrawing" xmlns:w10="urn:schemas-microsoft-com:office:word" xmlns:w="http://schemas.openxmlformats.org/wordprocessingml/2006/main" xmlns:w14="http://schemas.microsoft.com/office/word/2010/wordml" xmlns:w15="http://schemas.microsoft.com/office/word/2012/wordml" xmlns:w16cex="http://schemas.microsoft.com/office/word/2018/wordml/cex" xmlns:w16cid="http://schemas.microsoft.com/office/word/2016/wordml/cid" xmlns:w16="http://schemas.microsoft.com/office/word/2018/wordml" xmlns:w16sdtdh="http://schemas.microsoft.com/office/word/2020/wordml/sdtdatahash" xmlns:w16se="http://schemas.microsoft.com/office/word/2015/wordml/symex" xmlns:wpg="http://schemas.microsoft.com/office/word/2010/wordprocessingGroup" xmlns:wpi="http://schemas.microsoft.com/office/word/2010/wordprocessingInk" xmlns:wne="http://schemas.microsoft.com/office/word/2006/wordml" xmlns:wps="http://schemas.microsoft.com/office/word/2010/wordprocessingShape" mc:Ignorable="w14 w15 w16se w16cid w16 w16cex w16sdtdh wp14">
+<w:ftr xmlns:wpc="http://schemas.microsoft.com/office/word/2010/wordprocessingCanvas" xmlns:cx="http://schemas.microsoft.com/office/drawing/2014/chartex" xmlns:cx1="http://schemas.microsoft.com/office/drawing/2015/9/8/chartex" xmlns:cx2="http://schemas.microsoft.com/office/drawing/2015/10/21/chartex" xmlns:cx3="http://schemas.microsoft.com/office/drawing/2016/5/9/chartex" xmlns:cx4="http://schemas.microsoft.com/office/drawing/2016/5/10/chartex" xmlns:cx5="http://schemas.microsoft.com/office/drawing/2016/5/11/chartex" xmlns:cx6="http://schemas.microsoft.com/office/drawing/2016/5/12/chartex" xmlns:cx7="http://schemas.microsoft.com/office/drawing/2016/5/13/chartex" xmlns:cx8="http://schemas.microsoft.com/office/drawing/2016/5/14/chartex" xmlns:mc="http://schemas.openxmlformats.org/markup-compatibility/2006" xmlns:aink="http://schemas.microsoft.com/office/drawing/2016/ink" xmlns:am3d="http://schemas.microsoft.com/office/drawing/2017/model3d" xmlns:o="urn:schemas-microsoft-com:office:office" xmlns:oel="http://schemas.microsoft.com/office/2019/extlst" xmlns:r="http://schemas.openxmlformats.org/officeDocument/2006/relationships" xmlns:m="http://schemas.openxmlformats.org/officeDocument/2006/math" xmlns:v="urn:schemas-microsoft-com:vml" xmlns:wp14="http://schemas.microsoft.com/office/word/2010/wordprocessingDrawing" xmlns:wp="http://schemas.openxmlformats.org/drawingml/2006/wordprocessingDrawing" xmlns:w10="urn:schemas-microsoft-com:office:word" xmlns:w="http://schemas.openxmlformats.org/wordprocessingml/2006/main" xmlns:w14="http://schemas.microsoft.com/office/word/2010/wordml" xmlns:w15="http://schemas.microsoft.com/office/word/2012/wordml" xmlns:w16cex="http://schemas.microsoft.com/office/word/2018/wordml/cex" xmlns:w16cid="http://schemas.microsoft.com/office/word/2016/wordml/cid" xmlns:w16="http://schemas.microsoft.com/office/word/2018/wordml" xmlns:w16du="http://schemas.microsoft.com/office/word/2023/wordml/word16du" xmlns:w16sdtdh="http://schemas.microsoft.com/office/word/2020/wordml/sdtdatahash" xmlns:w16sdtfl="http://schemas.microsoft.com/office/word/2024/wordml/sdtformatlock" xmlns:w16se="http://schemas.microsoft.com/office/word/2015/wordml/symex" xmlns:wpg="http://schemas.microsoft.com/office/word/2010/wordprocessingGroup" xmlns:wpi="http://schemas.microsoft.com/office/word/2010/wordprocessingInk" xmlns:wne="http://schemas.microsoft.com/office/word/2006/wordml" xmlns:wps="http://schemas.microsoft.com/office/word/2010/wordprocessingShape" mc:Ignorable="w14 w15 w16se w16cid w16 w16cex w16sdtdh w16sdtfl w16du wp14">
   <w:sdt>
     <w:sdtPr>
       <w:id w:val="-1389110287"/>
@@ -1043,7 +409,7 @@
 </file>
 
 <file path=word/footer2.xml><?xml version="1.0" encoding="utf-8"?>
-<w:ftr xmlns:wpc="http://schemas.microsoft.com/office/word/2010/wordprocessingCanvas" xmlns:cx="http://schemas.microsoft.com/office/drawing/2014/chartex" xmlns:cx1="http://schemas.microsoft.com/office/drawing/2015/9/8/chartex" xmlns:cx2="http://schemas.microsoft.com/office/drawing/2015/10/21/chartex" xmlns:cx3="http://schemas.microsoft.com/office/drawing/2016/5/9/chartex" xmlns:cx4="http://schemas.microsoft.com/office/drawing/2016/5/10/chartex" xmlns:cx5="http://schemas.microsoft.com/office/drawing/2016/5/11/chartex" xmlns:cx6="http://schemas.microsoft.com/office/drawing/2016/5/12/chartex" xmlns:cx7="http://schemas.microsoft.com/office/drawing/2016/5/13/chartex" xmlns:cx8="http://schemas.microsoft.com/office/drawing/2016/5/14/chartex" xmlns:mc="http://schemas.openxmlformats.org/markup-compatibility/2006" xmlns:aink="http://schemas.microsoft.com/office/drawing/2016/ink" xmlns:am3d="http://schemas.microsoft.com/office/drawing/2017/model3d" xmlns:o="urn:schemas-microsoft-com:office:office" xmlns:oel="http://schemas.microsoft.com/office/2019/extlst" xmlns:r="http://schemas.openxmlformats.org/officeDocument/2006/relationships" xmlns:m="http://schemas.openxmlformats.org/officeDocument/2006/math" xmlns:v="urn:schemas-microsoft-com:vml" xmlns:wp14="http://schemas.microsoft.com/office/word/2010/wordprocessingDrawing" xmlns:wp="http://schemas.openxmlformats.org/drawingml/2006/wordprocessingDrawing" xmlns:w10="urn:schemas-microsoft-com:office:word" xmlns:w="http://schemas.openxmlformats.org/wordprocessingml/2006/main" xmlns:w14="http://schemas.microsoft.com/office/word/2010/wordml" xmlns:w15="http://schemas.microsoft.com/office/word/2012/wordml" xmlns:w16cex="http://schemas.microsoft.com/office/word/2018/wordml/cex" xmlns:w16cid="http://schemas.microsoft.com/office/word/2016/wordml/cid" xmlns:w16="http://schemas.microsoft.com/office/word/2018/wordml" xmlns:w16sdtdh="http://schemas.microsoft.com/office/word/2020/wordml/sdtdatahash" xmlns:w16se="http://schemas.microsoft.com/office/word/2015/wordml/symex" xmlns:wpg="http://schemas.microsoft.com/office/word/2010/wordprocessingGroup" xmlns:wpi="http://schemas.microsoft.com/office/word/2010/wordprocessingInk" xmlns:wne="http://schemas.microsoft.com/office/word/2006/wordml" xmlns:wps="http://schemas.microsoft.com/office/word/2010/wordprocessingShape" mc:Ignorable="w14 w15 w16se w16cid w16 w16cex w16sdtdh wp14">
+<w:ftr xmlns:wpc="http://schemas.microsoft.com/office/word/2010/wordprocessingCanvas" xmlns:cx="http://schemas.microsoft.com/office/drawing/2014/chartex" xmlns:cx1="http://schemas.microsoft.com/office/drawing/2015/9/8/chartex" xmlns:cx2="http://schemas.microsoft.com/office/drawing/2015/10/21/chartex" xmlns:cx3="http://schemas.microsoft.com/office/drawing/2016/5/9/chartex" xmlns:cx4="http://schemas.microsoft.com/office/drawing/2016/5/10/chartex" xmlns:cx5="http://schemas.microsoft.com/office/drawing/2016/5/11/chartex" xmlns:cx6="http://schemas.microsoft.com/office/drawing/2016/5/12/chartex" xmlns:cx7="http://schemas.microsoft.com/office/drawing/2016/5/13/chartex" xmlns:cx8="http://schemas.microsoft.com/office/drawing/2016/5/14/chartex" xmlns:mc="http://schemas.openxmlformats.org/markup-compatibility/2006" xmlns:aink="http://schemas.microsoft.com/office/drawing/2016/ink" xmlns:am3d="http://schemas.microsoft.com/office/drawing/2017/model3d" xmlns:o="urn:schemas-microsoft-com:office:office" xmlns:oel="http://schemas.microsoft.com/office/2019/extlst" xmlns:r="http://schemas.openxmlformats.org/officeDocument/2006/relationships" xmlns:m="http://schemas.openxmlformats.org/officeDocument/2006/math" xmlns:v="urn:schemas-microsoft-com:vml" xmlns:wp14="http://schemas.microsoft.com/office/word/2010/wordprocessingDrawing" xmlns:wp="http://schemas.openxmlformats.org/drawingml/2006/wordprocessingDrawing" xmlns:w10="urn:schemas-microsoft-com:office:word" xmlns:w="http://schemas.openxmlformats.org/wordprocessingml/2006/main" xmlns:w14="http://schemas.microsoft.com/office/word/2010/wordml" xmlns:w15="http://schemas.microsoft.com/office/word/2012/wordml" xmlns:w16cex="http://schemas.microsoft.com/office/word/2018/wordml/cex" xmlns:w16cid="http://schemas.microsoft.com/office/word/2016/wordml/cid" xmlns:w16="http://schemas.microsoft.com/office/word/2018/wordml" xmlns:w16du="http://schemas.microsoft.com/office/word/2023/wordml/word16du" xmlns:w16sdtdh="http://schemas.microsoft.com/office/word/2020/wordml/sdtdatahash" xmlns:w16sdtfl="http://schemas.microsoft.com/office/word/2024/wordml/sdtformatlock" xmlns:w16se="http://schemas.microsoft.com/office/word/2015/wordml/symex" xmlns:wpg="http://schemas.microsoft.com/office/word/2010/wordprocessingGroup" xmlns:wpi="http://schemas.microsoft.com/office/word/2010/wordprocessingInk" xmlns:wne="http://schemas.microsoft.com/office/word/2006/wordml" xmlns:wps="http://schemas.microsoft.com/office/word/2010/wordprocessingShape" mc:Ignorable="w14 w15 w16se w16cid w16 w16cex w16sdtdh w16sdtfl w16du wp14">
   <w:p>
     <w:pPr>
       <w:pStyle w:val="Rodap"/>
@@ -1053,7 +419,7 @@
 </file>
 
 <file path=word/footnotes.xml><?xml version="1.0" encoding="utf-8"?>
-<w:footnotes xmlns:wpc="http://schemas.microsoft.com/office/word/2010/wordprocessingCanvas" xmlns:cx="http://schemas.microsoft.com/office/drawing/2014/chartex" xmlns:cx1="http://schemas.microsoft.com/office/drawing/2015/9/8/chartex" xmlns:cx2="http://schemas.microsoft.com/office/drawing/2015/10/21/chartex" xmlns:cx3="http://schemas.microsoft.com/office/drawing/2016/5/9/chartex" xmlns:cx4="http://schemas.microsoft.com/office/drawing/2016/5/10/chartex" xmlns:cx5="http://schemas.microsoft.com/office/drawing/2016/5/11/chartex" xmlns:cx6="http://schemas.microsoft.com/office/drawing/2016/5/12/chartex" xmlns:cx7="http://schemas.microsoft.com/office/drawing/2016/5/13/chartex" xmlns:cx8="http://schemas.microsoft.com/office/drawing/2016/5/14/chartex" xmlns:mc="http://schemas.openxmlformats.org/markup-compatibility/2006" xmlns:aink="http://schemas.microsoft.com/office/drawing/2016/ink" xmlns:am3d="http://schemas.microsoft.com/office/drawing/2017/model3d" xmlns:o="urn:schemas-microsoft-com:office:office" xmlns:oel="http://schemas.microsoft.com/office/2019/extlst" xmlns:r="http://schemas.openxmlformats.org/officeDocument/2006/relationships" xmlns:m="http://schemas.openxmlformats.org/officeDocument/2006/math" xmlns:v="urn:schemas-microsoft-com:vml" xmlns:wp14="http://schemas.microsoft.com/office/word/2010/wordprocessingDrawing" xmlns:wp="http://schemas.openxmlformats.org/drawingml/2006/wordprocessingDrawing" xmlns:w10="urn:schemas-microsoft-com:office:word" xmlns:w="http://schemas.openxmlformats.org/wordprocessingml/2006/main" xmlns:w14="http://schemas.microsoft.com/office/word/2010/wordml" xmlns:w15="http://schemas.microsoft.com/office/word/2012/wordml" xmlns:w16cex="http://schemas.microsoft.com/office/word/2018/wordml/cex" xmlns:w16cid="http://schemas.microsoft.com/office/word/2016/wordml/cid" xmlns:w16="http://schemas.microsoft.com/office/word/2018/wordml" xmlns:w16sdtdh="http://schemas.microsoft.com/office/word/2020/wordml/sdtdatahash" xmlns:w16se="http://schemas.microsoft.com/office/word/2015/wordml/symex" xmlns:wpg="http://schemas.microsoft.com/office/word/2010/wordprocessingGroup" xmlns:wpi="http://schemas.microsoft.com/office/word/2010/wordprocessingInk" xmlns:wne="http://schemas.microsoft.com/office/word/2006/wordml" xmlns:wps="http://schemas.microsoft.com/office/word/2010/wordprocessingShape" mc:Ignorable="w14 w15 w16se w16cid w16 w16cex w16sdtdh wp14">
+<w:footnotes xmlns:wpc="http://schemas.microsoft.com/office/word/2010/wordprocessingCanvas" xmlns:cx="http://schemas.microsoft.com/office/drawing/2014/chartex" xmlns:cx1="http://schemas.microsoft.com/office/drawing/2015/9/8/chartex" xmlns:cx2="http://schemas.microsoft.com/office/drawing/2015/10/21/chartex" xmlns:cx3="http://schemas.microsoft.com/office/drawing/2016/5/9/chartex" xmlns:cx4="http://schemas.microsoft.com/office/drawing/2016/5/10/chartex" xmlns:cx5="http://schemas.microsoft.com/office/drawing/2016/5/11/chartex" xmlns:cx6="http://schemas.microsoft.com/office/drawing/2016/5/12/chartex" xmlns:cx7="http://schemas.microsoft.com/office/drawing/2016/5/13/chartex" xmlns:cx8="http://schemas.microsoft.com/office/drawing/2016/5/14/chartex" xmlns:mc="http://schemas.openxmlformats.org/markup-compatibility/2006" xmlns:aink="http://schemas.microsoft.com/office/drawing/2016/ink" xmlns:am3d="http://schemas.microsoft.com/office/drawing/2017/model3d" xmlns:o="urn:schemas-microsoft-com:office:office" xmlns:oel="http://schemas.microsoft.com/office/2019/extlst" xmlns:r="http://schemas.openxmlformats.org/officeDocument/2006/relationships" xmlns:m="http://schemas.openxmlformats.org/officeDocument/2006/math" xmlns:v="urn:schemas-microsoft-com:vml" xmlns:wp14="http://schemas.microsoft.com/office/word/2010/wordprocessingDrawing" xmlns:wp="http://schemas.openxmlformats.org/drawingml/2006/wordprocessingDrawing" xmlns:w10="urn:schemas-microsoft-com:office:word" xmlns:w="http://schemas.openxmlformats.org/wordprocessingml/2006/main" xmlns:w14="http://schemas.microsoft.com/office/word/2010/wordml" xmlns:w15="http://schemas.microsoft.com/office/word/2012/wordml" xmlns:w16cex="http://schemas.microsoft.com/office/word/2018/wordml/cex" xmlns:w16cid="http://schemas.microsoft.com/office/word/2016/wordml/cid" xmlns:w16="http://schemas.microsoft.com/office/word/2018/wordml" xmlns:w16du="http://schemas.microsoft.com/office/word/2023/wordml/word16du" xmlns:w16sdtdh="http://schemas.microsoft.com/office/word/2020/wordml/sdtdatahash" xmlns:w16sdtfl="http://schemas.microsoft.com/office/word/2024/wordml/sdtformatlock" xmlns:w16se="http://schemas.microsoft.com/office/word/2015/wordml/symex" xmlns:wpg="http://schemas.microsoft.com/office/word/2010/wordprocessingGroup" xmlns:wpi="http://schemas.microsoft.com/office/word/2010/wordprocessingInk" xmlns:wne="http://schemas.microsoft.com/office/word/2006/wordml" xmlns:wps="http://schemas.microsoft.com/office/word/2010/wordprocessingShape" mc:Ignorable="w14 w15 w16se w16cid w16 w16cex w16sdtdh w16sdtfl w16du wp14">
   <w:footnote w:type="separator" w:id="-1">
     <w:p>
       <w:r>
@@ -1075,7 +441,7 @@
 </file>
 
 <file path=word/header1.xml><?xml version="1.0" encoding="utf-8"?>
-<w:hdr xmlns:wpc="http://schemas.microsoft.com/office/word/2010/wordprocessingCanvas" xmlns:cx="http://schemas.microsoft.com/office/drawing/2014/chartex" xmlns:cx1="http://schemas.microsoft.com/office/drawing/2015/9/8/chartex" xmlns:cx2="http://schemas.microsoft.com/office/drawing/2015/10/21/chartex" xmlns:cx3="http://schemas.microsoft.com/office/drawing/2016/5/9/chartex" xmlns:cx4="http://schemas.microsoft.com/office/drawing/2016/5/10/chartex" xmlns:cx5="http://schemas.microsoft.com/office/drawing/2016/5/11/chartex" xmlns:cx6="http://schemas.microsoft.com/office/drawing/2016/5/12/chartex" xmlns:cx7="http://schemas.microsoft.com/office/drawing/2016/5/13/chartex" xmlns:cx8="http://schemas.microsoft.com/office/drawing/2016/5/14/chartex" xmlns:mc="http://schemas.openxmlformats.org/markup-compatibility/2006" xmlns:aink="http://schemas.microsoft.com/office/drawing/2016/ink" xmlns:am3d="http://schemas.microsoft.com/office/drawing/2017/model3d" xmlns:o="urn:schemas-microsoft-com:office:office" xmlns:oel="http://schemas.microsoft.com/office/2019/extlst" xmlns:r="http://schemas.openxmlformats.org/officeDocument/2006/relationships" xmlns:m="http://schemas.openxmlformats.org/officeDocument/2006/math" xmlns:v="urn:schemas-microsoft-com:vml" xmlns:wp14="http://schemas.microsoft.com/office/word/2010/wordprocessingDrawing" xmlns:wp="http://schemas.openxmlformats.org/drawingml/2006/wordprocessingDrawing" xmlns:w10="urn:schemas-microsoft-com:office:word" xmlns:w="http://schemas.openxmlformats.org/wordprocessingml/2006/main" xmlns:w14="http://schemas.microsoft.com/office/word/2010/wordml" xmlns:w15="http://schemas.microsoft.com/office/word/2012/wordml" xmlns:w16cex="http://schemas.microsoft.com/office/word/2018/wordml/cex" xmlns:w16cid="http://schemas.microsoft.com/office/word/2016/wordml/cid" xmlns:w16="http://schemas.microsoft.com/office/word/2018/wordml" xmlns:w16sdtdh="http://schemas.microsoft.com/office/word/2020/wordml/sdtdatahash" xmlns:w16se="http://schemas.microsoft.com/office/word/2015/wordml/symex" xmlns:wpg="http://schemas.microsoft.com/office/word/2010/wordprocessingGroup" xmlns:wpi="http://schemas.microsoft.com/office/word/2010/wordprocessingInk" xmlns:wne="http://schemas.microsoft.com/office/word/2006/wordml" xmlns:wps="http://schemas.microsoft.com/office/word/2010/wordprocessingShape" mc:Ignorable="w14 w15 w16se w16cid w16 w16cex w16sdtdh wp14">
+<w:hdr xmlns:wpc="http://schemas.microsoft.com/office/word/2010/wordprocessingCanvas" xmlns:cx="http://schemas.microsoft.com/office/drawing/2014/chartex" xmlns:cx1="http://schemas.microsoft.com/office/drawing/2015/9/8/chartex" xmlns:cx2="http://schemas.microsoft.com/office/drawing/2015/10/21/chartex" xmlns:cx3="http://schemas.microsoft.com/office/drawing/2016/5/9/chartex" xmlns:cx4="http://schemas.microsoft.com/office/drawing/2016/5/10/chartex" xmlns:cx5="http://schemas.microsoft.com/office/drawing/2016/5/11/chartex" xmlns:cx6="http://schemas.microsoft.com/office/drawing/2016/5/12/chartex" xmlns:cx7="http://schemas.microsoft.com/office/drawing/2016/5/13/chartex" xmlns:cx8="http://schemas.microsoft.com/office/drawing/2016/5/14/chartex" xmlns:mc="http://schemas.openxmlformats.org/markup-compatibility/2006" xmlns:aink="http://schemas.microsoft.com/office/drawing/2016/ink" xmlns:am3d="http://schemas.microsoft.com/office/drawing/2017/model3d" xmlns:o="urn:schemas-microsoft-com:office:office" xmlns:oel="http://schemas.microsoft.com/office/2019/extlst" xmlns:r="http://schemas.openxmlformats.org/officeDocument/2006/relationships" xmlns:m="http://schemas.openxmlformats.org/officeDocument/2006/math" xmlns:v="urn:schemas-microsoft-com:vml" xmlns:wp14="http://schemas.microsoft.com/office/word/2010/wordprocessingDrawing" xmlns:wp="http://schemas.openxmlformats.org/drawingml/2006/wordprocessingDrawing" xmlns:w10="urn:schemas-microsoft-com:office:word" xmlns:w="http://schemas.openxmlformats.org/wordprocessingml/2006/main" xmlns:w14="http://schemas.microsoft.com/office/word/2010/wordml" xmlns:w15="http://schemas.microsoft.com/office/word/2012/wordml" xmlns:w16cex="http://schemas.microsoft.com/office/word/2018/wordml/cex" xmlns:w16cid="http://schemas.microsoft.com/office/word/2016/wordml/cid" xmlns:w16="http://schemas.microsoft.com/office/word/2018/wordml" xmlns:w16du="http://schemas.microsoft.com/office/word/2023/wordml/word16du" xmlns:w16sdtdh="http://schemas.microsoft.com/office/word/2020/wordml/sdtdatahash" xmlns:w16sdtfl="http://schemas.microsoft.com/office/word/2024/wordml/sdtformatlock" xmlns:w16se="http://schemas.microsoft.com/office/word/2015/wordml/symex" xmlns:wpg="http://schemas.microsoft.com/office/word/2010/wordprocessingGroup" xmlns:wpi="http://schemas.microsoft.com/office/word/2010/wordprocessingInk" xmlns:wne="http://schemas.microsoft.com/office/word/2006/wordml" xmlns:wps="http://schemas.microsoft.com/office/word/2010/wordprocessingShape" mc:Ignorable="w14 w15 w16se w16cid w16 w16cex w16sdtdh w16sdtfl w16du wp14">
   <w:p>
     <w:pPr>
       <w:pStyle w:val="Cabealho"/>
@@ -1329,7 +695,7 @@
 </file>
 
 <file path=word/header2.xml><?xml version="1.0" encoding="utf-8"?>
-<w:hdr xmlns:wpc="http://schemas.microsoft.com/office/word/2010/wordprocessingCanvas" xmlns:cx="http://schemas.microsoft.com/office/drawing/2014/chartex" xmlns:cx1="http://schemas.microsoft.com/office/drawing/2015/9/8/chartex" xmlns:cx2="http://schemas.microsoft.com/office/drawing/2015/10/21/chartex" xmlns:cx3="http://schemas.microsoft.com/office/drawing/2016/5/9/chartex" xmlns:cx4="http://schemas.microsoft.com/office/drawing/2016/5/10/chartex" xmlns:cx5="http://schemas.microsoft.com/office/drawing/2016/5/11/chartex" xmlns:cx6="http://schemas.microsoft.com/office/drawing/2016/5/12/chartex" xmlns:cx7="http://schemas.microsoft.com/office/drawing/2016/5/13/chartex" xmlns:cx8="http://schemas.microsoft.com/office/drawing/2016/5/14/chartex" xmlns:mc="http://schemas.openxmlformats.org/markup-compatibility/2006" xmlns:aink="http://schemas.microsoft.com/office/drawing/2016/ink" xmlns:am3d="http://schemas.microsoft.com/office/drawing/2017/model3d" xmlns:o="urn:schemas-microsoft-com:office:office" xmlns:oel="http://schemas.microsoft.com/office/2019/extlst" xmlns:r="http://schemas.openxmlformats.org/officeDocument/2006/relationships" xmlns:m="http://schemas.openxmlformats.org/officeDocument/2006/math" xmlns:v="urn:schemas-microsoft-com:vml" xmlns:wp14="http://schemas.microsoft.com/office/word/2010/wordprocessingDrawing" xmlns:wp="http://schemas.openxmlformats.org/drawingml/2006/wordprocessingDrawing" xmlns:w10="urn:schemas-microsoft-com:office:word" xmlns:w="http://schemas.openxmlformats.org/wordprocessingml/2006/main" xmlns:w14="http://schemas.microsoft.com/office/word/2010/wordml" xmlns:w15="http://schemas.microsoft.com/office/word/2012/wordml" xmlns:w16cex="http://schemas.microsoft.com/office/word/2018/wordml/cex" xmlns:w16cid="http://schemas.microsoft.com/office/word/2016/wordml/cid" xmlns:w16="http://schemas.microsoft.com/office/word/2018/wordml" xmlns:w16sdtdh="http://schemas.microsoft.com/office/word/2020/wordml/sdtdatahash" xmlns:w16se="http://schemas.microsoft.com/office/word/2015/wordml/symex" xmlns:wpg="http://schemas.microsoft.com/office/word/2010/wordprocessingGroup" xmlns:wpi="http://schemas.microsoft.com/office/word/2010/wordprocessingInk" xmlns:wne="http://schemas.microsoft.com/office/word/2006/wordml" xmlns:wps="http://schemas.microsoft.com/office/word/2010/wordprocessingShape" mc:Ignorable="w14 w15 w16se w16cid w16 w16cex w16sdtdh wp14">
+<w:hdr xmlns:wpc="http://schemas.microsoft.com/office/word/2010/wordprocessingCanvas" xmlns:cx="http://schemas.microsoft.com/office/drawing/2014/chartex" xmlns:cx1="http://schemas.microsoft.com/office/drawing/2015/9/8/chartex" xmlns:cx2="http://schemas.microsoft.com/office/drawing/2015/10/21/chartex" xmlns:cx3="http://schemas.microsoft.com/office/drawing/2016/5/9/chartex" xmlns:cx4="http://schemas.microsoft.com/office/drawing/2016/5/10/chartex" xmlns:cx5="http://schemas.microsoft.com/office/drawing/2016/5/11/chartex" xmlns:cx6="http://schemas.microsoft.com/office/drawing/2016/5/12/chartex" xmlns:cx7="http://schemas.microsoft.com/office/drawing/2016/5/13/chartex" xmlns:cx8="http://schemas.microsoft.com/office/drawing/2016/5/14/chartex" xmlns:mc="http://schemas.openxmlformats.org/markup-compatibility/2006" xmlns:aink="http://schemas.microsoft.com/office/drawing/2016/ink" xmlns:am3d="http://schemas.microsoft.com/office/drawing/2017/model3d" xmlns:o="urn:schemas-microsoft-com:office:office" xmlns:oel="http://schemas.microsoft.com/office/2019/extlst" xmlns:r="http://schemas.openxmlformats.org/officeDocument/2006/relationships" xmlns:m="http://schemas.openxmlformats.org/officeDocument/2006/math" xmlns:v="urn:schemas-microsoft-com:vml" xmlns:wp14="http://schemas.microsoft.com/office/word/2010/wordprocessingDrawing" xmlns:wp="http://schemas.openxmlformats.org/drawingml/2006/wordprocessingDrawing" xmlns:w10="urn:schemas-microsoft-com:office:word" xmlns:w="http://schemas.openxmlformats.org/wordprocessingml/2006/main" xmlns:w14="http://schemas.microsoft.com/office/word/2010/wordml" xmlns:w15="http://schemas.microsoft.com/office/word/2012/wordml" xmlns:w16cex="http://schemas.microsoft.com/office/word/2018/wordml/cex" xmlns:w16cid="http://schemas.microsoft.com/office/word/2016/wordml/cid" xmlns:w16="http://schemas.microsoft.com/office/word/2018/wordml" xmlns:w16du="http://schemas.microsoft.com/office/word/2023/wordml/word16du" xmlns:w16sdtdh="http://schemas.microsoft.com/office/word/2020/wordml/sdtdatahash" xmlns:w16sdtfl="http://schemas.microsoft.com/office/word/2024/wordml/sdtformatlock" xmlns:w16se="http://schemas.microsoft.com/office/word/2015/wordml/symex" xmlns:wpg="http://schemas.microsoft.com/office/word/2010/wordprocessingGroup" xmlns:wpi="http://schemas.microsoft.com/office/word/2010/wordprocessingInk" xmlns:wne="http://schemas.microsoft.com/office/word/2006/wordml" xmlns:wps="http://schemas.microsoft.com/office/word/2010/wordprocessingShape" mc:Ignorable="w14 w15 w16se w16cid w16 w16cex w16sdtdh w16sdtfl w16du wp14">
   <w:p>
     <w:pPr>
       <w:pStyle w:val="Cabealho"/>
@@ -1339,7 +705,7 @@
 </file>
 
 <file path=word/numbering.xml><?xml version="1.0" encoding="utf-8"?>
-<w:numbering xmlns:wpc="http://schemas.microsoft.com/office/word/2010/wordprocessingCanvas" xmlns:cx="http://schemas.microsoft.com/office/drawing/2014/chartex" xmlns:cx1="http://schemas.microsoft.com/office/drawing/2015/9/8/chartex" xmlns:cx2="http://schemas.microsoft.com/office/drawing/2015/10/21/chartex" xmlns:cx3="http://schemas.microsoft.com/office/drawing/2016/5/9/chartex" xmlns:cx4="http://schemas.microsoft.com/office/drawing/2016/5/10/chartex" xmlns:cx5="http://schemas.microsoft.com/office/drawing/2016/5/11/chartex" xmlns:cx6="http://schemas.microsoft.com/office/drawing/2016/5/12/chartex" xmlns:cx7="http://schemas.microsoft.com/office/drawing/2016/5/13/chartex" xmlns:cx8="http://schemas.microsoft.com/office/drawing/2016/5/14/chartex" xmlns:mc="http://schemas.openxmlformats.org/markup-compatibility/2006" xmlns:aink="http://schemas.microsoft.com/office/drawing/2016/ink" xmlns:am3d="http://schemas.microsoft.com/office/drawing/2017/model3d" xmlns:o="urn:schemas-microsoft-com:office:office" xmlns:oel="http://schemas.microsoft.com/office/2019/extlst" xmlns:r="http://schemas.openxmlformats.org/officeDocument/2006/relationships" xmlns:m="http://schemas.openxmlformats.org/officeDocument/2006/math" xmlns:v="urn:schemas-microsoft-com:vml" xmlns:wp14="http://schemas.microsoft.com/office/word/2010/wordprocessingDrawing" xmlns:wp="http://schemas.openxmlformats.org/drawingml/2006/wordprocessingDrawing" xmlns:w10="urn:schemas-microsoft-com:office:word" xmlns:w="http://schemas.openxmlformats.org/wordprocessingml/2006/main" xmlns:w14="http://schemas.microsoft.com/office/word/2010/wordml" xmlns:w15="http://schemas.microsoft.com/office/word/2012/wordml" xmlns:w16cex="http://schemas.microsoft.com/office/word/2018/wordml/cex" xmlns:w16cid="http://schemas.microsoft.com/office/word/2016/wordml/cid" xmlns:w16="http://schemas.microsoft.com/office/word/2018/wordml" xmlns:w16sdtdh="http://schemas.microsoft.com/office/word/2020/wordml/sdtdatahash" xmlns:w16se="http://schemas.microsoft.com/office/word/2015/wordml/symex" xmlns:wpg="http://schemas.microsoft.com/office/word/2010/wordprocessingGroup" xmlns:wpi="http://schemas.microsoft.com/office/word/2010/wordprocessingInk" xmlns:wne="http://schemas.microsoft.com/office/word/2006/wordml" xmlns:wps="http://schemas.microsoft.com/office/word/2010/wordprocessingShape" mc:Ignorable="w14 w15 w16se w16cid w16 w16cex w16sdtdh wp14">
+<w:numbering xmlns:wpc="http://schemas.microsoft.com/office/word/2010/wordprocessingCanvas" xmlns:cx="http://schemas.microsoft.com/office/drawing/2014/chartex" xmlns:cx1="http://schemas.microsoft.com/office/drawing/2015/9/8/chartex" xmlns:cx2="http://schemas.microsoft.com/office/drawing/2015/10/21/chartex" xmlns:cx3="http://schemas.microsoft.com/office/drawing/2016/5/9/chartex" xmlns:cx4="http://schemas.microsoft.com/office/drawing/2016/5/10/chartex" xmlns:cx5="http://schemas.microsoft.com/office/drawing/2016/5/11/chartex" xmlns:cx6="http://schemas.microsoft.com/office/drawing/2016/5/12/chartex" xmlns:cx7="http://schemas.microsoft.com/office/drawing/2016/5/13/chartex" xmlns:cx8="http://schemas.microsoft.com/office/drawing/2016/5/14/chartex" xmlns:mc="http://schemas.openxmlformats.org/markup-compatibility/2006" xmlns:aink="http://schemas.microsoft.com/office/drawing/2016/ink" xmlns:am3d="http://schemas.microsoft.com/office/drawing/2017/model3d" xmlns:o="urn:schemas-microsoft-com:office:office" xmlns:oel="http://schemas.microsoft.com/office/2019/extlst" xmlns:r="http://schemas.openxmlformats.org/officeDocument/2006/relationships" xmlns:m="http://schemas.openxmlformats.org/officeDocument/2006/math" xmlns:v="urn:schemas-microsoft-com:vml" xmlns:wp14="http://schemas.microsoft.com/office/word/2010/wordprocessingDrawing" xmlns:wp="http://schemas.openxmlformats.org/drawingml/2006/wordprocessingDrawing" xmlns:w10="urn:schemas-microsoft-com:office:word" xmlns:w="http://schemas.openxmlformats.org/wordprocessingml/2006/main" xmlns:w14="http://schemas.microsoft.com/office/word/2010/wordml" xmlns:w15="http://schemas.microsoft.com/office/word/2012/wordml" xmlns:w16cex="http://schemas.microsoft.com/office/word/2018/wordml/cex" xmlns:w16cid="http://schemas.microsoft.com/office/word/2016/wordml/cid" xmlns:w16="http://schemas.microsoft.com/office/word/2018/wordml" xmlns:w16du="http://schemas.microsoft.com/office/word/2023/wordml/word16du" xmlns:w16sdtdh="http://schemas.microsoft.com/office/word/2020/wordml/sdtdatahash" xmlns:w16sdtfl="http://schemas.microsoft.com/office/word/2024/wordml/sdtformatlock" xmlns:w16se="http://schemas.microsoft.com/office/word/2015/wordml/symex" xmlns:wpg="http://schemas.microsoft.com/office/word/2010/wordprocessingGroup" xmlns:wpi="http://schemas.microsoft.com/office/word/2010/wordprocessingInk" xmlns:wne="http://schemas.microsoft.com/office/word/2006/wordml" xmlns:wps="http://schemas.microsoft.com/office/word/2010/wordprocessingShape" mc:Ignorable="w14 w15 w16se w16cid w16 w16cex w16sdtdh w16sdtfl w16du wp14">
   <w:abstractNum w:abstractNumId="0" w15:restartNumberingAfterBreak="0">
     <w:nsid w:val="45CD181E"/>
     <w:multiLevelType w:val="hybridMultilevel"/>
@@ -1619,7 +985,7 @@
 </file>
 
 <file path=word/styles.xml><?xml version="1.0" encoding="utf-8"?>
-<w:styles xmlns:mc="http://schemas.openxmlformats.org/markup-compatibility/2006" xmlns:r="http://schemas.openxmlformats.org/officeDocument/2006/relationships" xmlns:w="http://schemas.openxmlformats.org/wordprocessingml/2006/main" xmlns:w14="http://schemas.microsoft.com/office/word/2010/wordml" xmlns:w15="http://schemas.microsoft.com/office/word/2012/wordml" xmlns:w16cex="http://schemas.microsoft.com/office/word/2018/wordml/cex" xmlns:w16cid="http://schemas.microsoft.com/office/word/2016/wordml/cid" xmlns:w16="http://schemas.microsoft.com/office/word/2018/wordml" xmlns:w16sdtdh="http://schemas.microsoft.com/office/word/2020/wordml/sdtdatahash" xmlns:w16se="http://schemas.microsoft.com/office/word/2015/wordml/symex" mc:Ignorable="w14 w15 w16se w16cid w16 w16cex w16sdtdh">
+<w:styles xmlns:mc="http://schemas.openxmlformats.org/markup-compatibility/2006" xmlns:r="http://schemas.openxmlformats.org/officeDocument/2006/relationships" xmlns:w="http://schemas.openxmlformats.org/wordprocessingml/2006/main" xmlns:w14="http://schemas.microsoft.com/office/word/2010/wordml" xmlns:w15="http://schemas.microsoft.com/office/word/2012/wordml" xmlns:w16cex="http://schemas.microsoft.com/office/word/2018/wordml/cex" xmlns:w16cid="http://schemas.microsoft.com/office/word/2016/wordml/cid" xmlns:w16="http://schemas.microsoft.com/office/word/2018/wordml" xmlns:w16du="http://schemas.microsoft.com/office/word/2023/wordml/word16du" xmlns:w16sdtdh="http://schemas.microsoft.com/office/word/2020/wordml/sdtdatahash" xmlns:w16sdtfl="http://schemas.microsoft.com/office/word/2024/wordml/sdtformatlock" xmlns:w16se="http://schemas.microsoft.com/office/word/2015/wordml/symex" mc:Ignorable="w14 w15 w16se w16cid w16 w16cex w16sdtdh w16sdtfl w16du">
   <w:docDefaults>
     <w:rPrDefault>
       <w:rPr>
@@ -2027,6 +1393,27 @@
       <w:lang w:eastAsia="pt-BR"/>
     </w:rPr>
   </w:style>
+  <w:style w:type="paragraph" w:styleId="Ttulo1">
+    <w:name w:val="heading 1"/>
+    <w:basedOn w:val="Normal"/>
+    <w:next w:val="Normal"/>
+    <w:link w:val="Ttulo1Char"/>
+    <w:uiPriority w:val="9"/>
+    <w:qFormat/>
+    <w:rsid w:val="00C3426B"/>
+    <w:pPr>
+      <w:keepNext/>
+      <w:keepLines/>
+      <w:spacing w:before="240"/>
+      <w:outlineLvl w:val="0"/>
+    </w:pPr>
+    <w:rPr>
+      <w:rFonts w:asciiTheme="majorHAnsi" w:eastAsiaTheme="majorEastAsia" w:hAnsiTheme="majorHAnsi" w:cstheme="majorBidi"/>
+      <w:color w:val="365F91" w:themeColor="accent1" w:themeShade="BF"/>
+      <w:sz w:val="32"/>
+      <w:szCs w:val="32"/>
+    </w:rPr>
+  </w:style>
   <w:style w:type="character" w:default="1" w:styleId="Fontepargpadro">
     <w:name w:val="Default Paragraph Font"/>
     <w:uiPriority w:val="1"/>
@@ -2125,6 +1512,20 @@
       <w:rFonts w:ascii="Times New Roman" w:eastAsia="Times New Roman" w:hAnsi="Times New Roman" w:cs="Times New Roman"/>
       <w:sz w:val="24"/>
       <w:szCs w:val="24"/>
+      <w:lang w:eastAsia="pt-BR"/>
+    </w:rPr>
+  </w:style>
+  <w:style w:type="character" w:customStyle="1" w:styleId="Ttulo1Char">
+    <w:name w:val="Título 1 Char"/>
+    <w:basedOn w:val="Fontepargpadro"/>
+    <w:link w:val="Ttulo1"/>
+    <w:uiPriority w:val="9"/>
+    <w:rsid w:val="00C3426B"/>
+    <w:rPr>
+      <w:rFonts w:asciiTheme="majorHAnsi" w:eastAsiaTheme="majorEastAsia" w:hAnsiTheme="majorHAnsi" w:cstheme="majorBidi"/>
+      <w:color w:val="365F91" w:themeColor="accent1" w:themeShade="BF"/>
+      <w:sz w:val="32"/>
+      <w:szCs w:val="32"/>
       <w:lang w:eastAsia="pt-BR"/>
     </w:rPr>
   </w:style>
